--- a/05_Website_Angular/docs/Linaw-PH-Codebase-Guide.docx
+++ b/05_Website_Angular/docs/Linaw-PH-Codebase-Guide.docx
@@ -2372,7 +2372,7 @@
           <w:b/>
           <w:bCs/>
         </w:rPr>
-        <w:t>A rejection reason must be one of the eight codes, and a skill’s source must be one of four kinds — experience, project, certification or education. Both are enforced by CHECK constraints, and an engine test reads the constraint out of the schema file and asserts it lists exactly the kinds the engine accepts. A kind the code allows and the database refuses would fail a save with a 500 nobody could explain.</w:t>
+        <w:t>A rejection reason must be one of the eight codes, and a skill’s source must be one of five kinds — experience, project, certification, education, or the file the applicant uploaded. Both are enforced by CHECK constraints, and an engine test reads the constraint out of the schema file and asserts it lists exactly the kinds the engine accepts. A kind the code allows and the database refuses would fail a save with a 500 nobody could explain.</w:t>
       </w:r>
     </w:p>
     <w:p>

--- a/05_Website_Angular/docs/Linaw-PH-Codebase-Guide.docx
+++ b/05_Website_Angular/docs/Linaw-PH-Codebase-Guide.docx
@@ -699,7 +699,7 @@
                 <w:sz w:val="18"/>
                 <w:szCs w:val="18"/>
               </w:rPr>
-              <w:t xml:space="preserve">    tests/             6 suites, 173 tests</w:t>
+              <w:t xml:space="preserve">    tests/             6 suites, 222 tests</w:t>
             </w:r>
           </w:p>
           <w:p>
@@ -2315,11 +2315,9 @@
           <w:b/>
           <w:bCs/>
         </w:rPr>
-        <w:t xml:space="preserve">An application status must be one of six values</w:t>
-      </w:r>
-      <w:r>
-        <w:t xml:space="preserve"> — submitted, review, shortlisted, rejected, hired, withdrawn.</w:t>
-      </w:r>
+        <w:t>An application status must be one of ten values — applied, for scheduling, for initial interview, for testing, shortlisted, final interview &amp; selection, job offer, hired/onboarding, not selected, withdrawn.</w:t>
+      </w:r>
+      <w:r/>
     </w:p>
     <w:p>
       <w:pPr>
@@ -2416,7 +2414,7 @@
     </w:p>
     <w:p>
       <w:r>
-        <w:t>173 automated tests across six suites, all passing.</w:t>
+        <w:t>222 automated tests across ten suites, all passing.</w:t>
       </w:r>
     </w:p>
     <w:tbl>

--- a/05_Website_Angular/docs/Linaw-PH-Codebase-Guide.docx
+++ b/05_Website_Angular/docs/Linaw-PH-Codebase-Guide.docx
@@ -699,7 +699,7 @@
                 <w:sz w:val="18"/>
                 <w:szCs w:val="18"/>
               </w:rPr>
-              <w:t xml:space="preserve">    tests/             6 suites, 222 tests</w:t>
+              <w:t xml:space="preserve">    tests/             11 suites, 228 tests</w:t>
             </w:r>
           </w:p>
           <w:p>
@@ -2414,7 +2414,7 @@
     </w:p>
     <w:p>
       <w:r>
-        <w:t>222 automated tests across ten suites, all passing.</w:t>
+        <w:t>228 automated tests across eleven suites, all passing.</w:t>
       </w:r>
     </w:p>
     <w:tbl>
